--- a/var/templates_docx/E-232.docx
+++ b/var/templates_docx/E-232.docx
@@ -2,13 +2,13 @@
 <file path=word/document.xml><?xml version="1.0" encoding="utf-8"?>
 <w:document xmlns:w="http://schemas.openxmlformats.org/wordprocessingml/2006/main" xmlns:m="http://schemas.openxmlformats.org/officeDocument/2006/math" xmlns:r="http://schemas.openxmlformats.org/officeDocument/2006/relationships" xmlns:o="urn:schemas-microsoft-com:office:office" xmlns:v="urn:schemas-microsoft-com:vml" xmlns:w10="urn:schemas-microsoft-com:office:word" xmlns:a="http://schemas.openxmlformats.org/drawingml/2006/main" xmlns:pic="http://schemas.openxmlformats.org/drawingml/2006/picture" xmlns:wp="http://schemas.openxmlformats.org/drawingml/2006/wordprocessingDrawing">
   <w:body>
-    <w:bookmarkStart w:id="25" w:name="Xcbbbeba8dc5cd030e55699e93ef092499c1057e"/>
+    <w:bookmarkStart w:id="20" w:name="X33951d3a6ee845ed84b87e1aad4d8e1ca7f9f41"/>
     <w:p>
       <w:pPr>
         <w:pStyle w:val="Heading1"/>
       </w:pPr>
       <w:r>
-        <w:t xml:space="preserve">PROCEDIMIENTO DE GESTIÓN CRIPTOGRÁFICA DE {{ cliente.razon_social | upper }}</w:t>
+        <w:t xml:space="preserve">DOCUMENTO E-232 — PROCEDIMIENTO DE GESTIÓN DE CERTIFICADOS DIGITALES</w:t>
       </w:r>
     </w:p>
     <w:p>
@@ -20,835 +20,1440 @@
           <w:bCs/>
           <w:b/>
         </w:rPr>
-        <w:t xml:space="preserve">Documento {{ proyecto.codigo_documento_base }}-232 — Versión {{ proyecto.version_actual }}</w:t>
-      </w:r>
-    </w:p>
-    <w:p>
-      <w:r>
-        <w:pict>
-          <v:rect style="width:0;height:1.5pt" o:hralign="center" o:hrstd="t" o:hr="t"/>
-        </w:pict>
-      </w:r>
-    </w:p>
-    <w:bookmarkStart w:id="20" w:name="objeto"/>
-    <w:p>
-      <w:pPr>
-        <w:pStyle w:val="Heading2"/>
-      </w:pPr>
-      <w:r>
-        <w:t xml:space="preserve">1. OBJETO</w:t>
+        <w:t xml:space="preserve">Es el procedimiento operativo que materializa la Política de Cifrado y Gestión de Claves ({{ proyecto.codigo_documento_base }}-107) y la Política de Gestión de Claves Criptográficas ({{ proyecto.codigo_documento_base }}-120) en lo relativo a certificados X.509.</w:t>
+      </w:r>
+      <w:r>
+        <w:t xml:space="preserve"> </w:t>
+      </w:r>
+      <w:r>
+        <w:t xml:space="preserve">Define el ciclo de vida completo de los certificados utilizados por {{ cliente.razon_social }}: emisión, distribución, custodia, rotación y revocación.</w:t>
       </w:r>
     </w:p>
     <w:p>
       <w:pPr>
-        <w:pStyle w:val="FirstParagraph"/>
+        <w:pStyle w:val="SourceCode"/>
       </w:pPr>
       <w:r>
-        <w:t xml:space="preserve">Detallar la operación del inventario de claves, los procedimientos de generación, rotación, archivo y destrucción, y la respuesta ante compromiso o sospecha de compromiso de material criptográfico.</w:t>
+        <w:rPr>
+          <w:rStyle w:val="VerbatimChar"/>
+        </w:rPr>
+        <w:t xml:space="preserve">---</w:t>
+      </w:r>
+      <w:r>
+        <w:br/>
+      </w:r>
+      <w:r>
+        <w:rPr>
+          <w:rStyle w:val="VerbatimChar"/>
+        </w:rPr>
+        <w:t xml:space="preserve">codigo_documento: "{{ proyecto.codigo_documento_base }}-232"</w:t>
+      </w:r>
+      <w:r>
+        <w:br/>
+      </w:r>
+      <w:r>
+        <w:rPr>
+          <w:rStyle w:val="VerbatimChar"/>
+        </w:rPr>
+        <w:t xml:space="preserve">titulo: "Procedimiento de Gestión de Certificados Digitales"</w:t>
+      </w:r>
+      <w:r>
+        <w:br/>
+      </w:r>
+      <w:r>
+        <w:rPr>
+          <w:rStyle w:val="VerbatimChar"/>
+        </w:rPr>
+        <w:t xml:space="preserve">version: "{{ proyecto.version_actual }}"</w:t>
+      </w:r>
+      <w:r>
+        <w:br/>
+      </w:r>
+      <w:r>
+        <w:rPr>
+          <w:rStyle w:val="VerbatimChar"/>
+        </w:rPr>
+        <w:t xml:space="preserve">fecha_aprobacion: "{{ proyecto.fecha_aprobacion_inicial }}"</w:t>
+      </w:r>
+      <w:r>
+        <w:br/>
+      </w:r>
+      <w:r>
+        <w:rPr>
+          <w:rStyle w:val="VerbatimChar"/>
+        </w:rPr>
+        <w:t xml:space="preserve">fecha_proxima_revision: "{{ proyecto.proxima_revision }}"</w:t>
+      </w:r>
+      <w:r>
+        <w:br/>
+      </w:r>
+      <w:r>
+        <w:rPr>
+          <w:rStyle w:val="VerbatimChar"/>
+        </w:rPr>
+        <w:t xml:space="preserve">clasificacion: "INTERNA"</w:t>
+      </w:r>
+      <w:r>
+        <w:br/>
+      </w:r>
+      <w:r>
+        <w:rPr>
+          <w:rStyle w:val="VerbatimChar"/>
+        </w:rPr>
+        <w:t xml:space="preserve">propietario: "{{ responsables.responsable_seguridad.cargo }}"</w:t>
+      </w:r>
+      <w:r>
+        <w:br/>
+      </w:r>
+      <w:r>
+        <w:rPr>
+          <w:rStyle w:val="VerbatimChar"/>
+        </w:rPr>
+        <w:t xml:space="preserve">politica_madre: "{{ proyecto.codigo_documento_base }}-107, {{ proyecto.codigo_documento_base }}-120"</w:t>
+      </w:r>
+      <w:r>
+        <w:br/>
+      </w:r>
+      <w:r>
+        <w:rPr>
+          <w:rStyle w:val="VerbatimChar"/>
+        </w:rPr>
+        <w:t xml:space="preserve">medidas_ens: ["mp.info.3", "mp.info.4", "mp.com.2"]</w:t>
+      </w:r>
+      <w:r>
+        <w:br/>
+      </w:r>
+      <w:r>
+        <w:rPr>
+          <w:rStyle w:val="VerbatimChar"/>
+        </w:rPr>
+        <w:t xml:space="preserve">---</w:t>
+      </w:r>
+      <w:r>
+        <w:br/>
+      </w:r>
+      <w:r>
+        <w:br/>
+      </w:r>
+      <w:r>
+        <w:rPr>
+          <w:rStyle w:val="VerbatimChar"/>
+        </w:rPr>
+        <w:t xml:space="preserve"># PROCEDIMIENTO DE GESTIÓN DE CERTIFICADOS DIGITALES DE {{ cliente.razon_social | upper }}</w:t>
+      </w:r>
+      <w:r>
+        <w:br/>
+      </w:r>
+      <w:r>
+        <w:br/>
+      </w:r>
+      <w:r>
+        <w:rPr>
+          <w:rStyle w:val="VerbatimChar"/>
+        </w:rPr>
+        <w:t xml:space="preserve">**Documento {{ proyecto.codigo_documento_base }}-232 — Versión {{ proyecto.version_actual }}**</w:t>
+      </w:r>
+      <w:r>
+        <w:br/>
+      </w:r>
+      <w:r>
+        <w:br/>
+      </w:r>
+      <w:r>
+        <w:rPr>
+          <w:rStyle w:val="VerbatimChar"/>
+        </w:rPr>
+        <w:t xml:space="preserve">---</w:t>
+      </w:r>
+      <w:r>
+        <w:br/>
+      </w:r>
+      <w:r>
+        <w:br/>
+      </w:r>
+      <w:r>
+        <w:rPr>
+          <w:rStyle w:val="VerbatimChar"/>
+        </w:rPr>
+        <w:t xml:space="preserve">## 1. OBJETO</w:t>
+      </w:r>
+      <w:r>
+        <w:br/>
+      </w:r>
+      <w:r>
+        <w:br/>
+      </w:r>
+      <w:r>
+        <w:rPr>
+          <w:rStyle w:val="VerbatimChar"/>
+        </w:rPr>
+        <w:t xml:space="preserve">Establecer las acciones operativas para gestionar el ciclo de vida completo de los certificados digitales X.509 utilizados por {{ cliente.razon_social }}, garantizando confidencialidad, autenticidad e integridad en las comunicaciones y operaciones que dependen de ellos, así como la disponibilidad continua mediante la prevención de caducidades.</w:t>
+      </w:r>
+      <w:r>
+        <w:br/>
+      </w:r>
+      <w:r>
+        <w:br/>
+      </w:r>
+      <w:r>
+        <w:rPr>
+          <w:rStyle w:val="VerbatimChar"/>
+        </w:rPr>
+        <w:t xml:space="preserve">Este procedimiento desarrolla las medidas **mp.info.3 (firma electrónica), mp.info.4 (sellos de tiempo) y mp.com.2 (protección de la confidencialidad)** del Anexo II del Real Decreto 311/2022, alineado con la guía **CCN-STIC 807 (criptología en el ENS)** y con el Reglamento (UE) 910/2014 (eIDAS) en lo aplicable.</w:t>
+      </w:r>
+      <w:r>
+        <w:br/>
+      </w:r>
+      <w:r>
+        <w:br/>
+      </w:r>
+      <w:r>
+        <w:rPr>
+          <w:rStyle w:val="VerbatimChar"/>
+        </w:rPr>
+        <w:t xml:space="preserve">## 2. ALCANCE</w:t>
+      </w:r>
+      <w:r>
+        <w:br/>
+      </w:r>
+      <w:r>
+        <w:br/>
+      </w:r>
+      <w:r>
+        <w:rPr>
+          <w:rStyle w:val="VerbatimChar"/>
+        </w:rPr>
+        <w:t xml:space="preserve">Aplica a:</w:t>
+      </w:r>
+      <w:r>
+        <w:br/>
+      </w:r>
+      <w:r>
+        <w:br/>
+      </w:r>
+      <w:r>
+        <w:rPr>
+          <w:rStyle w:val="VerbatimChar"/>
+        </w:rPr>
+        <w:t xml:space="preserve">- Certificados de servidor TLS para servicios públicos e internos.</w:t>
+      </w:r>
+      <w:r>
+        <w:br/>
+      </w:r>
+      <w:r>
+        <w:rPr>
+          <w:rStyle w:val="VerbatimChar"/>
+        </w:rPr>
+        <w:t xml:space="preserve">- Certificados cliente para autenticación mutua (mTLS).</w:t>
+      </w:r>
+      <w:r>
+        <w:br/>
+      </w:r>
+      <w:r>
+        <w:rPr>
+          <w:rStyle w:val="VerbatimChar"/>
+        </w:rPr>
+        <w:t xml:space="preserve">- Certificados de firma de código, firma de documentos y firma electrónica avanzada/cualificada.</w:t>
+      </w:r>
+      <w:r>
+        <w:br/>
+      </w:r>
+      <w:r>
+        <w:rPr>
+          <w:rStyle w:val="VerbatimChar"/>
+        </w:rPr>
+        <w:t xml:space="preserve">- Certificados de máquina y de servicio para integraciones automáticas.</w:t>
+      </w:r>
+      <w:r>
+        <w:br/>
+      </w:r>
+      <w:r>
+        <w:rPr>
+          <w:rStyle w:val="VerbatimChar"/>
+        </w:rPr>
+        <w:t xml:space="preserve">- Certificados de cifrado y firma de correo (S/MIME).</w:t>
+      </w:r>
+      <w:r>
+        <w:br/>
+      </w:r>
+      <w:r>
+        <w:rPr>
+          <w:rStyle w:val="VerbatimChar"/>
+        </w:rPr>
+        <w:t xml:space="preserve">- Certificados de IoT y dispositivos de red corporativos.</w:t>
+      </w:r>
+      <w:r>
+        <w:br/>
+      </w:r>
+      <w:r>
+        <w:br/>
+      </w:r>
+      <w:r>
+        <w:rPr>
+          <w:rStyle w:val="VerbatimChar"/>
+        </w:rPr>
+        <w:t xml:space="preserve">Quedan excluidas las claves criptográficas simétricas y las claves de cifrado de datos en reposo, gestionadas por {{ proyecto.codigo_documento_base }}-120.</w:t>
+      </w:r>
+      <w:r>
+        <w:br/>
+      </w:r>
+      <w:r>
+        <w:br/>
+      </w:r>
+      <w:r>
+        <w:rPr>
+          <w:rStyle w:val="VerbatimChar"/>
+        </w:rPr>
+        <w:t xml:space="preserve">## 3. AUTORIDADES DE CERTIFICACIÓN APROBADAS</w:t>
+      </w:r>
+      <w:r>
+        <w:br/>
+      </w:r>
+      <w:r>
+        <w:br/>
+      </w:r>
+      <w:r>
+        <w:rPr>
+          <w:rStyle w:val="VerbatimChar"/>
+        </w:rPr>
+        <w:t xml:space="preserve">| Tipo de uso | Autoridades aprobadas |</w:t>
+      </w:r>
+      <w:r>
+        <w:br/>
+      </w:r>
+      <w:r>
+        <w:rPr>
+          <w:rStyle w:val="VerbatimChar"/>
+        </w:rPr>
+        <w:t xml:space="preserve">|---|---|</w:t>
+      </w:r>
+      <w:r>
+        <w:br/>
+      </w:r>
+      <w:r>
+        <w:rPr>
+          <w:rStyle w:val="VerbatimChar"/>
+        </w:rPr>
+        <w:t xml:space="preserve">| **TLS público** | Let's Encrypt, DigiCert, Sectigo, ZeroSSL, otros con OCSP/CRL operativos |</w:t>
+      </w:r>
+      <w:r>
+        <w:br/>
+      </w:r>
+      <w:r>
+        <w:rPr>
+          <w:rStyle w:val="VerbatimChar"/>
+        </w:rPr>
+        <w:t xml:space="preserve">| **TLS interno / mTLS** | PKI corporativa interna (smallstep, Vault PKI, Microsoft AD CS) |</w:t>
+      </w:r>
+      <w:r>
+        <w:br/>
+      </w:r>
+      <w:r>
+        <w:rPr>
+          <w:rStyle w:val="VerbatimChar"/>
+        </w:rPr>
+        <w:t xml:space="preserve">| **Firma electrónica cualificada** | Prestadores cualificados de la lista TSL española (FNMT-RCM, ANCERT, Camerfirma, Uanataca, Firmaprofesional...) |</w:t>
+      </w:r>
+      <w:r>
+        <w:br/>
+      </w:r>
+      <w:r>
+        <w:rPr>
+          <w:rStyle w:val="VerbatimChar"/>
+        </w:rPr>
+        <w:t xml:space="preserve">| **Firma de código** | DigiCert, Sectigo, GlobalSign |</w:t>
+      </w:r>
+      <w:r>
+        <w:br/>
+      </w:r>
+      <w:r>
+        <w:rPr>
+          <w:rStyle w:val="VerbatimChar"/>
+        </w:rPr>
+        <w:t xml:space="preserve">| **Firma de documentos** | Conforme a eIDAS y al uso previsto (avanzada/cualificada) |</w:t>
+      </w:r>
+      <w:r>
+        <w:br/>
+      </w:r>
+      <w:r>
+        <w:br/>
+      </w:r>
+      <w:r>
+        <w:rPr>
+          <w:rStyle w:val="VerbatimChar"/>
+        </w:rPr>
+        <w:t xml:space="preserve">{% if proyecto.categoria_ens == "ALTA" %}</w:t>
+      </w:r>
+      <w:r>
+        <w:br/>
+      </w:r>
+      <w:r>
+        <w:rPr>
+          <w:rStyle w:val="VerbatimChar"/>
+        </w:rPr>
+        <w:t xml:space="preserve">**Categoría ALTA:** los certificados de firma cualificada utilizan obligatoriamente prestadores cualificados de la lista TSL española y QSCD (qualified signature creation devices). Las claves privadas sensibles se generan y custodian en HSM nivel **FIPS 140-2 Level 3** o superior.</w:t>
+      </w:r>
+      <w:r>
+        <w:br/>
+      </w:r>
+      <w:r>
+        <w:rPr>
+          <w:rStyle w:val="VerbatimChar"/>
+        </w:rPr>
+        <w:t xml:space="preserve">{% endif %}</w:t>
+      </w:r>
+      <w:r>
+        <w:br/>
+      </w:r>
+      <w:r>
+        <w:br/>
+      </w:r>
+      <w:r>
+        <w:rPr>
+          <w:rStyle w:val="VerbatimChar"/>
+        </w:rPr>
+        <w:t xml:space="preserve">## 4. ROLES Y RESPONSABILIDADES</w:t>
+      </w:r>
+      <w:r>
+        <w:br/>
+      </w:r>
+      <w:r>
+        <w:br/>
+      </w:r>
+      <w:r>
+        <w:rPr>
+          <w:rStyle w:val="VerbatimChar"/>
+        </w:rPr>
+        <w:t xml:space="preserve">| Rol | Responsabilidades |</w:t>
+      </w:r>
+      <w:r>
+        <w:br/>
+      </w:r>
+      <w:r>
+        <w:rPr>
+          <w:rStyle w:val="VerbatimChar"/>
+        </w:rPr>
+        <w:t xml:space="preserve">|---|---|</w:t>
+      </w:r>
+      <w:r>
+        <w:br/>
+      </w:r>
+      <w:r>
+        <w:rPr>
+          <w:rStyle w:val="VerbatimChar"/>
+        </w:rPr>
+        <w:t xml:space="preserve">| **Responsable de la Seguridad** | Aprobar la PKI y los proveedores, establecer políticas de algoritmos, custodiar credenciales de la CA. |</w:t>
+      </w:r>
+      <w:r>
+        <w:br/>
+      </w:r>
+      <w:r>
+        <w:rPr>
+          <w:rStyle w:val="VerbatimChar"/>
+        </w:rPr>
+        <w:t xml:space="preserve">| **Administrador PKI / Crypto Officer** | Operar la CA interna, emitir certificados, gestionar HSM. |</w:t>
+      </w:r>
+      <w:r>
+        <w:br/>
+      </w:r>
+      <w:r>
+        <w:rPr>
+          <w:rStyle w:val="VerbatimChar"/>
+        </w:rPr>
+        <w:t xml:space="preserve">| **Solicitantes** (propietarios de servicio) | Solicitar certificados con las características adecuadas. |</w:t>
+      </w:r>
+      <w:r>
+        <w:br/>
+      </w:r>
+      <w:r>
+        <w:rPr>
+          <w:rStyle w:val="VerbatimChar"/>
+        </w:rPr>
+        <w:t xml:space="preserve">| **Equipo de Operaciones** | Instalar y rotar certificados en sistemas, suscribirse a alertas de caducidad. |</w:t>
+      </w:r>
+      <w:r>
+        <w:br/>
+      </w:r>
+      <w:r>
+        <w:rPr>
+          <w:rStyle w:val="VerbatimChar"/>
+        </w:rPr>
+        <w:t xml:space="preserve">| **DPO** | Validar certificados que tratan datos personales (firma documental, S/MIME). |</w:t>
+      </w:r>
+      <w:r>
+        <w:br/>
+      </w:r>
+      <w:r>
+        <w:br/>
+      </w:r>
+      <w:r>
+        <w:rPr>
+          <w:rStyle w:val="VerbatimChar"/>
+        </w:rPr>
+        <w:t xml:space="preserve">## 5. ALGORITMOS Y LONGITUDES MÍNIMAS APROBADAS</w:t>
+      </w:r>
+      <w:r>
+        <w:br/>
+      </w:r>
+      <w:r>
+        <w:br/>
+      </w:r>
+      <w:r>
+        <w:rPr>
+          <w:rStyle w:val="VerbatimChar"/>
+        </w:rPr>
+        <w:t xml:space="preserve">Conforme a la guía CCN-STIC 807 vigente:</w:t>
+      </w:r>
+      <w:r>
+        <w:br/>
+      </w:r>
+      <w:r>
+        <w:br/>
+      </w:r>
+      <w:r>
+        <w:rPr>
+          <w:rStyle w:val="VerbatimChar"/>
+        </w:rPr>
+        <w:t xml:space="preserve">| Uso | Algoritmo aprobado | Longitud mínima |</w:t>
+      </w:r>
+      <w:r>
+        <w:br/>
+      </w:r>
+      <w:r>
+        <w:rPr>
+          <w:rStyle w:val="VerbatimChar"/>
+        </w:rPr>
+        <w:t xml:space="preserve">|---|---|---|</w:t>
+      </w:r>
+      <w:r>
+        <w:br/>
+      </w:r>
+      <w:r>
+        <w:rPr>
+          <w:rStyle w:val="VerbatimChar"/>
+        </w:rPr>
+        <w:t xml:space="preserve">| RSA | RSA-2048 mínimo | 2048 bits (3072 recomendado para nuevos) |</w:t>
+      </w:r>
+      <w:r>
+        <w:br/>
+      </w:r>
+      <w:r>
+        <w:rPr>
+          <w:rStyle w:val="VerbatimChar"/>
+        </w:rPr>
+        <w:t xml:space="preserve">| ECDSA | NIST P-256 / P-384 | 256 bits / 384 bits |</w:t>
+      </w:r>
+      <w:r>
+        <w:br/>
+      </w:r>
+      <w:r>
+        <w:rPr>
+          <w:rStyle w:val="VerbatimChar"/>
+        </w:rPr>
+        <w:t xml:space="preserve">| Hash | SHA-256 mínimo | — (SHA-1 prohibido) |</w:t>
+      </w:r>
+      <w:r>
+        <w:br/>
+      </w:r>
+      <w:r>
+        <w:rPr>
+          <w:rStyle w:val="VerbatimChar"/>
+        </w:rPr>
+        <w:t xml:space="preserve">| Firma cualificada | Conforme al QSCD del prestador | — |</w:t>
+      </w:r>
+      <w:r>
+        <w:br/>
+      </w:r>
+      <w:r>
+        <w:br/>
+      </w:r>
+      <w:r>
+        <w:rPr>
+          <w:rStyle w:val="VerbatimChar"/>
+        </w:rPr>
+        <w:t xml:space="preserve">Los certificados con algoritmos o longitudes inferiores se reemplazan en la próxima rotación o de forma anticipada si están en uso productivo.</w:t>
+      </w:r>
+      <w:r>
+        <w:br/>
+      </w:r>
+      <w:r>
+        <w:br/>
+      </w:r>
+      <w:r>
+        <w:rPr>
+          <w:rStyle w:val="VerbatimChar"/>
+        </w:rPr>
+        <w:t xml:space="preserve">## 6. CICLO DE VIDA DEL CERTIFICADO</w:t>
+      </w:r>
+      <w:r>
+        <w:br/>
+      </w:r>
+      <w:r>
+        <w:br/>
+      </w:r>
+      <w:r>
+        <w:rPr>
+          <w:rStyle w:val="VerbatimChar"/>
+        </w:rPr>
+        <w:t xml:space="preserve">### Fase 1 — Solicitud</w:t>
+      </w:r>
+      <w:r>
+        <w:br/>
+      </w:r>
+      <w:r>
+        <w:br/>
+      </w:r>
+      <w:r>
+        <w:rPr>
+          <w:rStyle w:val="VerbatimChar"/>
+        </w:rPr>
+        <w:t xml:space="preserve">1. El propietario de servicio cumplimenta el formulario **F-232 — Solicitud de Certificado** con:</w:t>
+      </w:r>
+      <w:r>
+        <w:br/>
+      </w:r>
+      <w:r>
+        <w:rPr>
+          <w:rStyle w:val="VerbatimChar"/>
+        </w:rPr>
+        <w:t xml:space="preserve">   - Nombre común (CN) y SAN solicitados.</w:t>
+      </w:r>
+      <w:r>
+        <w:br/>
+      </w:r>
+      <w:r>
+        <w:rPr>
+          <w:rStyle w:val="VerbatimChar"/>
+        </w:rPr>
+        <w:t xml:space="preserve">   - Uso previsto (servidor TLS, cliente, firma, etc.).</w:t>
+      </w:r>
+      <w:r>
+        <w:br/>
+      </w:r>
+      <w:r>
+        <w:rPr>
+          <w:rStyle w:val="VerbatimChar"/>
+        </w:rPr>
+        <w:t xml:space="preserve">   - Periodo de validez deseado (máximo 397 días para TLS público, conforme a CA/B Forum).</w:t>
+      </w:r>
+      <w:r>
+        <w:br/>
+      </w:r>
+      <w:r>
+        <w:rPr>
+          <w:rStyle w:val="VerbatimChar"/>
+        </w:rPr>
+        <w:t xml:space="preserve">   - Sistema o servicio donde se instalará.</w:t>
+      </w:r>
+      <w:r>
+        <w:br/>
+      </w:r>
+      <w:r>
+        <w:rPr>
+          <w:rStyle w:val="VerbatimChar"/>
+        </w:rPr>
+        <w:t xml:space="preserve">   - Responsable funcional del servicio.</w:t>
+      </w:r>
+      <w:r>
+        <w:br/>
+      </w:r>
+      <w:r>
+        <w:br/>
+      </w:r>
+      <w:r>
+        <w:rPr>
+          <w:rStyle w:val="VerbatimChar"/>
+        </w:rPr>
+        <w:t xml:space="preserve">2. El Administrador PKI valida la coherencia de la solicitud (dominio efectivamente controlado, uso permitido).</w:t>
+      </w:r>
+      <w:r>
+        <w:br/>
+      </w:r>
+      <w:r>
+        <w:br/>
+      </w:r>
+      <w:r>
+        <w:rPr>
+          <w:rStyle w:val="VerbatimChar"/>
+        </w:rPr>
+        <w:t xml:space="preserve">### Fase 2 — Generación de claves y emisión</w:t>
+      </w:r>
+      <w:r>
+        <w:br/>
+      </w:r>
+      <w:r>
+        <w:br/>
+      </w:r>
+      <w:r>
+        <w:rPr>
+          <w:rStyle w:val="VerbatimChar"/>
+        </w:rPr>
+        <w:t xml:space="preserve">3. **Generación de la clave privada** en el sistema destino o en el HSM corporativo. Para certificados privilegiados (firma cualificada, CA intermedia), generación obligatoria en HSM con backup conforme al procedimiento M-of-N de {{ proyecto.codigo_documento_base }}-120.</w:t>
+      </w:r>
+      <w:r>
+        <w:br/>
+      </w:r>
+      <w:r>
+        <w:br/>
+      </w:r>
+      <w:r>
+        <w:rPr>
+          <w:rStyle w:val="VerbatimChar"/>
+        </w:rPr>
+        <w:t xml:space="preserve">4. **Generación del CSR** sin enviar la clave privada a la CA.</w:t>
+      </w:r>
+      <w:r>
+        <w:br/>
+      </w:r>
+      <w:r>
+        <w:br/>
+      </w:r>
+      <w:r>
+        <w:rPr>
+          <w:rStyle w:val="VerbatimChar"/>
+        </w:rPr>
+        <w:t xml:space="preserve">5. Emisión por la CA aprobada y descarga del certificado emitido.</w:t>
+      </w:r>
+      <w:r>
+        <w:br/>
+      </w:r>
+      <w:r>
+        <w:br/>
+      </w:r>
+      <w:r>
+        <w:rPr>
+          <w:rStyle w:val="VerbatimChar"/>
+        </w:rPr>
+        <w:t xml:space="preserve">6. Almacenamiento en el **inventario centralizado de certificados** (herramienta tipo CertManager, AppViewX, Venafi o similar) con:</w:t>
+      </w:r>
+      <w:r>
+        <w:br/>
+      </w:r>
+      <w:r>
+        <w:rPr>
+          <w:rStyle w:val="VerbatimChar"/>
+        </w:rPr>
+        <w:t xml:space="preserve">   - CN, SAN, fingerprint.</w:t>
+      </w:r>
+      <w:r>
+        <w:br/>
+      </w:r>
+      <w:r>
+        <w:rPr>
+          <w:rStyle w:val="VerbatimChar"/>
+        </w:rPr>
+        <w:t xml:space="preserve">   - Fechas de emisión y caducidad.</w:t>
+      </w:r>
+      <w:r>
+        <w:br/>
+      </w:r>
+      <w:r>
+        <w:rPr>
+          <w:rStyle w:val="VerbatimChar"/>
+        </w:rPr>
+        <w:t xml:space="preserve">   - Sistema o servicio donde se instala.</w:t>
+      </w:r>
+      <w:r>
+        <w:br/>
+      </w:r>
+      <w:r>
+        <w:rPr>
+          <w:rStyle w:val="VerbatimChar"/>
+        </w:rPr>
+        <w:t xml:space="preserve">   - Propietario funcional.</w:t>
+      </w:r>
+      <w:r>
+        <w:br/>
+      </w:r>
+      <w:r>
+        <w:rPr>
+          <w:rStyle w:val="VerbatimChar"/>
+        </w:rPr>
+        <w:t xml:space="preserve">   - Algoritmo y longitud.</w:t>
+      </w:r>
+      <w:r>
+        <w:br/>
+      </w:r>
+      <w:r>
+        <w:rPr>
+          <w:rStyle w:val="VerbatimChar"/>
+        </w:rPr>
+        <w:t xml:space="preserve">   - CA emisora.</w:t>
+      </w:r>
+      <w:r>
+        <w:br/>
+      </w:r>
+      <w:r>
+        <w:br/>
+      </w:r>
+      <w:r>
+        <w:rPr>
+          <w:rStyle w:val="VerbatimChar"/>
+        </w:rPr>
+        <w:t xml:space="preserve">### Fase 3 — Distribución e instalación</w:t>
+      </w:r>
+      <w:r>
+        <w:br/>
+      </w:r>
+      <w:r>
+        <w:br/>
+      </w:r>
+      <w:r>
+        <w:rPr>
+          <w:rStyle w:val="VerbatimChar"/>
+        </w:rPr>
+        <w:t xml:space="preserve">7. Distribución por canales seguros al sistema destino. La clave privada nunca se envía por correo electrónico, mensajería instantánea o herramientas similares; se utilizan canales cifrados (SSH, SCP, gestor de secretos como HashiCorp Vault, Azure Key Vault, AWS Secrets Manager).</w:t>
+      </w:r>
+      <w:r>
+        <w:br/>
+      </w:r>
+      <w:r>
+        <w:br/>
+      </w:r>
+      <w:r>
+        <w:rPr>
+          <w:rStyle w:val="VerbatimChar"/>
+        </w:rPr>
+        <w:t xml:space="preserve">8. Instalación con permisos mínimos: la clave privada solo es accesible por el proceso que la utiliza; en sistemas Linux con permisos 0400 al usuario del servicio.</w:t>
+      </w:r>
+      <w:r>
+        <w:br/>
+      </w:r>
+      <w:r>
+        <w:br/>
+      </w:r>
+      <w:r>
+        <w:rPr>
+          <w:rStyle w:val="VerbatimChar"/>
+        </w:rPr>
+        <w:t xml:space="preserve">9. Pruebas post-instalación: verificación con SSL Labs (puntuación A+ mínima en TLS público), curl/openssl en internos, validación funcional del servicio.</w:t>
+      </w:r>
+      <w:r>
+        <w:br/>
+      </w:r>
+      <w:r>
+        <w:br/>
+      </w:r>
+      <w:r>
+        <w:rPr>
+          <w:rStyle w:val="VerbatimChar"/>
+        </w:rPr>
+        <w:t xml:space="preserve">### Fase 4 — Operación</w:t>
+      </w:r>
+      <w:r>
+        <w:br/>
+      </w:r>
+      <w:r>
+        <w:br/>
+      </w:r>
+      <w:r>
+        <w:rPr>
+          <w:rStyle w:val="VerbatimChar"/>
+        </w:rPr>
+        <w:t xml:space="preserve">10. **Suscripción a alertas de caducidad:** el inventario alerta al propietario funcional y al Administrador PKI con:</w:t>
+      </w:r>
+      <w:r>
+        <w:br/>
+      </w:r>
+      <w:r>
+        <w:rPr>
+          <w:rStyle w:val="VerbatimChar"/>
+        </w:rPr>
+        <w:t xml:space="preserve">    - 60 días antes (informativa).</w:t>
+      </w:r>
+      <w:r>
+        <w:br/>
+      </w:r>
+      <w:r>
+        <w:rPr>
+          <w:rStyle w:val="VerbatimChar"/>
+        </w:rPr>
+        <w:t xml:space="preserve">    - 30 días antes (planificación de rotación).</w:t>
+      </w:r>
+      <w:r>
+        <w:br/>
+      </w:r>
+      <w:r>
+        <w:rPr>
+          <w:rStyle w:val="VerbatimChar"/>
+        </w:rPr>
+        <w:t xml:space="preserve">    - 14 días antes (urgente).</w:t>
+      </w:r>
+      <w:r>
+        <w:br/>
+      </w:r>
+      <w:r>
+        <w:rPr>
+          <w:rStyle w:val="VerbatimChar"/>
+        </w:rPr>
+        <w:t xml:space="preserve">    - 7 días antes (escalado al Responsable de Seguridad).</w:t>
+      </w:r>
+      <w:r>
+        <w:br/>
+      </w:r>
+      <w:r>
+        <w:br/>
+      </w:r>
+      <w:r>
+        <w:rPr>
+          <w:rStyle w:val="VerbatimChar"/>
+        </w:rPr>
+        <w:t xml:space="preserve">11. **Rotación regular:** preferencia por automatizar rotaciones cuando sea posible (ACME en Let's Encrypt, integración con cert-manager en Kubernetes, autorrenewal en proveedores cloud).</w:t>
+      </w:r>
+      <w:r>
+        <w:br/>
+      </w:r>
+      <w:r>
+        <w:br/>
+      </w:r>
+      <w:r>
+        <w:rPr>
+          <w:rStyle w:val="VerbatimChar"/>
+        </w:rPr>
+        <w:t xml:space="preserve">12. **Reporte mensual** del estado del inventario al Comité de Seguridad: certificados próximos a caducar, certificados con algoritmos a actualizar, certificados huérfanos.</w:t>
+      </w:r>
+      <w:r>
+        <w:br/>
+      </w:r>
+      <w:r>
+        <w:br/>
+      </w:r>
+      <w:r>
+        <w:rPr>
+          <w:rStyle w:val="VerbatimChar"/>
+        </w:rPr>
+        <w:t xml:space="preserve">### Fase 5 — Rotación / renovación</w:t>
+      </w:r>
+      <w:r>
+        <w:br/>
+      </w:r>
+      <w:r>
+        <w:br/>
+      </w:r>
+      <w:r>
+        <w:rPr>
+          <w:rStyle w:val="VerbatimChar"/>
+        </w:rPr>
+        <w:t xml:space="preserve">13. Generación de **nueva clave privada** en cada rotación (no se reutiliza la anterior).</w:t>
+      </w:r>
+      <w:r>
+        <w:br/>
+      </w:r>
+      <w:r>
+        <w:br/>
+      </w:r>
+      <w:r>
+        <w:rPr>
+          <w:rStyle w:val="VerbatimChar"/>
+        </w:rPr>
+        <w:t xml:space="preserve">14. Despliegue progresivo en sistemas con balanceo de carga; verificación de no caída de servicio.</w:t>
+      </w:r>
+      <w:r>
+        <w:br/>
+      </w:r>
+      <w:r>
+        <w:br/>
+      </w:r>
+      <w:r>
+        <w:rPr>
+          <w:rStyle w:val="VerbatimChar"/>
+        </w:rPr>
+        <w:t xml:space="preserve">15. Conservación del certificado anterior por 30 días para diagnóstico y rollback, tras lo cual se destruye conforme a {{ proyecto.codigo_documento_base }}-214.</w:t>
+      </w:r>
+      <w:r>
+        <w:br/>
+      </w:r>
+      <w:r>
+        <w:br/>
+      </w:r>
+      <w:r>
+        <w:rPr>
+          <w:rStyle w:val="VerbatimChar"/>
+        </w:rPr>
+        <w:t xml:space="preserve">### Fase 6 — Revocación</w:t>
+      </w:r>
+      <w:r>
+        <w:br/>
+      </w:r>
+      <w:r>
+        <w:br/>
+      </w:r>
+      <w:r>
+        <w:rPr>
+          <w:rStyle w:val="VerbatimChar"/>
+        </w:rPr>
+        <w:t xml:space="preserve">Procede la revocación inmediata cuando:</w:t>
+      </w:r>
+      <w:r>
+        <w:br/>
+      </w:r>
+      <w:r>
+        <w:br/>
+      </w:r>
+      <w:r>
+        <w:rPr>
+          <w:rStyle w:val="VerbatimChar"/>
+        </w:rPr>
+        <w:t xml:space="preserve">- La clave privada se sospecha comprometida.</w:t>
+      </w:r>
+      <w:r>
+        <w:br/>
+      </w:r>
+      <w:r>
+        <w:rPr>
+          <w:rStyle w:val="VerbatimChar"/>
+        </w:rPr>
+        <w:t xml:space="preserve">- El servicio asociado deja de existir.</w:t>
+      </w:r>
+      <w:r>
+        <w:br/>
+      </w:r>
+      <w:r>
+        <w:rPr>
+          <w:rStyle w:val="VerbatimChar"/>
+        </w:rPr>
+        <w:t xml:space="preserve">- Se detecta emisión incorrecta o no autorizada.</w:t>
+      </w:r>
+      <w:r>
+        <w:br/>
+      </w:r>
+      <w:r>
+        <w:rPr>
+          <w:rStyle w:val="VerbatimChar"/>
+        </w:rPr>
+        <w:t xml:space="preserve">- El propietario funcional cesa sin reasignación.</w:t>
+      </w:r>
+      <w:r>
+        <w:br/>
+      </w:r>
+      <w:r>
+        <w:br/>
+      </w:r>
+      <w:r>
+        <w:rPr>
+          <w:rStyle w:val="VerbatimChar"/>
+        </w:rPr>
+        <w:t xml:space="preserve">16. Solicitud de revocación a la CA por el canal autorizado (API, panel del proveedor).</w:t>
+      </w:r>
+      <w:r>
+        <w:br/>
+      </w:r>
+      <w:r>
+        <w:br/>
+      </w:r>
+      <w:r>
+        <w:rPr>
+          <w:rStyle w:val="VerbatimChar"/>
+        </w:rPr>
+        <w:t xml:space="preserve">17. Verificación de la publicación en CRL/OCSP en menos de 24 horas.</w:t>
+      </w:r>
+      <w:r>
+        <w:br/>
+      </w:r>
+      <w:r>
+        <w:br/>
+      </w:r>
+      <w:r>
+        <w:rPr>
+          <w:rStyle w:val="VerbatimChar"/>
+        </w:rPr>
+        <w:t xml:space="preserve">18. Comunicación al SOC para refuerzo de monitorización en caso de revocación por compromiso.</w:t>
+      </w:r>
+      <w:r>
+        <w:br/>
+      </w:r>
+      <w:r>
+        <w:br/>
+      </w:r>
+      <w:r>
+        <w:rPr>
+          <w:rStyle w:val="VerbatimChar"/>
+        </w:rPr>
+        <w:t xml:space="preserve">19. Si afectaba a datos personales, evaluación con el DPO de obligaciones de notificación.</w:t>
+      </w:r>
+      <w:r>
+        <w:br/>
+      </w:r>
+      <w:r>
+        <w:br/>
+      </w:r>
+      <w:r>
+        <w:rPr>
+          <w:rStyle w:val="VerbatimChar"/>
+        </w:rPr>
+        <w:t xml:space="preserve">## 7. CONTROLES DE LA AUTORIDAD INTERNA (PKI corporativa)</w:t>
+      </w:r>
+      <w:r>
+        <w:br/>
+      </w:r>
+      <w:r>
+        <w:br/>
+      </w:r>
+      <w:r>
+        <w:rPr>
+          <w:rStyle w:val="VerbatimChar"/>
+        </w:rPr>
+        <w:t xml:space="preserve">Cuando {{ cliente.razon_social }} opera CA propia:</w:t>
+      </w:r>
+      <w:r>
+        <w:br/>
+      </w:r>
+      <w:r>
+        <w:br/>
+      </w:r>
+      <w:r>
+        <w:rPr>
+          <w:rStyle w:val="VerbatimChar"/>
+        </w:rPr>
+        <w:t xml:space="preserve">- **CA raíz offline** custodiada en sala segura con doble llave; activación solo para firmar CAs intermedias.</w:t>
+      </w:r>
+      <w:r>
+        <w:br/>
+      </w:r>
+      <w:r>
+        <w:rPr>
+          <w:rStyle w:val="VerbatimChar"/>
+        </w:rPr>
+        <w:t xml:space="preserve">- **CAs intermedias** operativas con HSM, backup y separación de roles.</w:t>
+      </w:r>
+      <w:r>
+        <w:br/>
+      </w:r>
+      <w:r>
+        <w:rPr>
+          <w:rStyle w:val="VerbatimChar"/>
+        </w:rPr>
+        <w:t xml:space="preserve">- **CRL y OCSP** publicados en endpoint accesible y monitorizado (uptime ≥ 99,9 %).</w:t>
+      </w:r>
+      <w:r>
+        <w:br/>
+      </w:r>
+      <w:r>
+        <w:rPr>
+          <w:rStyle w:val="VerbatimChar"/>
+        </w:rPr>
+        <w:t xml:space="preserve">- **Auditoría anual** de la PKI por tercero independiente (alineada con WebTrust o similar para CAs externas, o según buenas prácticas internas).</w:t>
+      </w:r>
+      <w:r>
+        <w:br/>
+      </w:r>
+      <w:r>
+        <w:rPr>
+          <w:rStyle w:val="VerbatimChar"/>
+        </w:rPr>
+        <w:t xml:space="preserve">- **Plan de renovación** de la jerarquía con antelación mínima de 12 meses respecto a la caducidad de la raíz.</w:t>
+      </w:r>
+      <w:r>
+        <w:br/>
+      </w:r>
+      <w:r>
+        <w:br/>
+      </w:r>
+      <w:r>
+        <w:rPr>
+          <w:rStyle w:val="VerbatimChar"/>
+        </w:rPr>
+        <w:t xml:space="preserve">## 8. INTEGRACIÓN CON OTROS PROCEDIMIENTOS</w:t>
+      </w:r>
+      <w:r>
+        <w:br/>
+      </w:r>
+      <w:r>
+        <w:br/>
+      </w:r>
+      <w:r>
+        <w:rPr>
+          <w:rStyle w:val="VerbatimChar"/>
+        </w:rPr>
+        <w:t xml:space="preserve">| Procedimiento | Relación |</w:t>
+      </w:r>
+      <w:r>
+        <w:br/>
+      </w:r>
+      <w:r>
+        <w:rPr>
+          <w:rStyle w:val="VerbatimChar"/>
+        </w:rPr>
+        <w:t xml:space="preserve">|---|---|</w:t>
+      </w:r>
+      <w:r>
+        <w:br/>
+      </w:r>
+      <w:r>
+        <w:rPr>
+          <w:rStyle w:val="VerbatimChar"/>
+        </w:rPr>
+        <w:t xml:space="preserve">| {{ proyecto.codigo_documento_base }}-120 (Política de claves) | Define el marco que este procedimiento ejecuta para certificados. |</w:t>
+      </w:r>
+      <w:r>
+        <w:br/>
+      </w:r>
+      <w:r>
+        <w:rPr>
+          <w:rStyle w:val="VerbatimChar"/>
+        </w:rPr>
+        <w:t xml:space="preserve">| {{ proyecto.codigo_documento_base }}-204 (Incidentes) | Compromiso de clave privada se gestiona como incidente. |</w:t>
+      </w:r>
+      <w:r>
+        <w:br/>
+      </w:r>
+      <w:r>
+        <w:rPr>
+          <w:rStyle w:val="VerbatimChar"/>
+        </w:rPr>
+        <w:t xml:space="preserve">| {{ proyecto.codigo_documento_base }}-211 (Cuentas privilegiadas) | Las cuentas de PKI son privilegiadas y siguen su régimen. |</w:t>
+      </w:r>
+      <w:r>
+        <w:br/>
+      </w:r>
+      <w:r>
+        <w:rPr>
+          <w:rStyle w:val="VerbatimChar"/>
+        </w:rPr>
+        <w:t xml:space="preserve">| {{ proyecto.codigo_documento_base }}-218 (Auditoría interna) | El inventario de certificados se audita anualmente. |</w:t>
+      </w:r>
+      <w:r>
+        <w:br/>
+      </w:r>
+      <w:r>
+        <w:br/>
+      </w:r>
+      <w:r>
+        <w:rPr>
+          <w:rStyle w:val="VerbatimChar"/>
+        </w:rPr>
+        <w:t xml:space="preserve">## 9. REGISTROS GENERADOS</w:t>
+      </w:r>
+      <w:r>
+        <w:br/>
+      </w:r>
+      <w:r>
+        <w:br/>
+      </w:r>
+      <w:r>
+        <w:rPr>
+          <w:rStyle w:val="VerbatimChar"/>
+        </w:rPr>
+        <w:t xml:space="preserve">| Código | Registro | Conservación |</w:t>
+      </w:r>
+      <w:r>
+        <w:br/>
+      </w:r>
+      <w:r>
+        <w:rPr>
+          <w:rStyle w:val="VerbatimChar"/>
+        </w:rPr>
+        <w:t xml:space="preserve">|---|---|---|</w:t>
+      </w:r>
+      <w:r>
+        <w:br/>
+      </w:r>
+      <w:r>
+        <w:rPr>
+          <w:rStyle w:val="VerbatimChar"/>
+        </w:rPr>
+        <w:t xml:space="preserve">| F-232 | Solicitud de Certificado | Vigente + 6 años |</w:t>
+      </w:r>
+      <w:r>
+        <w:br/>
+      </w:r>
+      <w:r>
+        <w:rPr>
+          <w:rStyle w:val="VerbatimChar"/>
+        </w:rPr>
+        <w:t xml:space="preserve">| INV-cert | Inventario de Certificados | Permanente |</w:t>
+      </w:r>
+      <w:r>
+        <w:br/>
+      </w:r>
+      <w:r>
+        <w:rPr>
+          <w:rStyle w:val="VerbatimChar"/>
+        </w:rPr>
+        <w:t xml:space="preserve">| L-232 | Logs de la CA y del HSM | 6 años |</w:t>
+      </w:r>
+      <w:r>
+        <w:br/>
+      </w:r>
+      <w:r>
+        <w:rPr>
+          <w:rStyle w:val="VerbatimChar"/>
+        </w:rPr>
+        <w:t xml:space="preserve">| R-232.1 | Reporte mensual de estado | 3 años |</w:t>
+      </w:r>
+      <w:r>
+        <w:br/>
+      </w:r>
+      <w:r>
+        <w:rPr>
+          <w:rStyle w:val="VerbatimChar"/>
+        </w:rPr>
+        <w:t xml:space="preserve">| R-232.2 | Actas de rotación / revocación significativa | 6 años |</w:t>
+      </w:r>
+      <w:r>
+        <w:br/>
+      </w:r>
+      <w:r>
+        <w:br/>
+      </w:r>
+      <w:r>
+        <w:rPr>
+          <w:rStyle w:val="VerbatimChar"/>
+        </w:rPr>
+        <w:t xml:space="preserve">## 10. INDICADORES (KPI)</w:t>
+      </w:r>
+      <w:r>
+        <w:br/>
+      </w:r>
+      <w:r>
+        <w:br/>
+      </w:r>
+      <w:r>
+        <w:rPr>
+          <w:rStyle w:val="VerbatimChar"/>
+        </w:rPr>
+        <w:t xml:space="preserve">| Indicador | Fórmula | Objetivo |</w:t>
+      </w:r>
+      <w:r>
+        <w:br/>
+      </w:r>
+      <w:r>
+        <w:rPr>
+          <w:rStyle w:val="VerbatimChar"/>
+        </w:rPr>
+        <w:t xml:space="preserve">|---|---|---|</w:t>
+      </w:r>
+      <w:r>
+        <w:br/>
+      </w:r>
+      <w:r>
+        <w:rPr>
+          <w:rStyle w:val="VerbatimChar"/>
+        </w:rPr>
+        <w:t xml:space="preserve">| Certificados caducados activos | recuento | 0 |</w:t>
+      </w:r>
+      <w:r>
+        <w:br/>
+      </w:r>
+      <w:r>
+        <w:rPr>
+          <w:rStyle w:val="VerbatimChar"/>
+        </w:rPr>
+        <w:t xml:space="preserve">| % rotaciones automatizadas | automáticas / total | ≥ 80 % |</w:t>
+      </w:r>
+      <w:r>
+        <w:br/>
+      </w:r>
+      <w:r>
+        <w:rPr>
+          <w:rStyle w:val="VerbatimChar"/>
+        </w:rPr>
+        <w:t xml:space="preserve">| % certificados conformes con CCN-STIC 807 | conformes / total | 100 % |</w:t>
+      </w:r>
+      <w:r>
+        <w:br/>
+      </w:r>
+      <w:r>
+        <w:rPr>
+          <w:rStyle w:val="VerbatimChar"/>
+        </w:rPr>
+        <w:t xml:space="preserve">| Tiempo medio de revocación tras solicitud | media horas | ≤ 4 |</w:t>
+      </w:r>
+      <w:r>
+        <w:br/>
+      </w:r>
+      <w:r>
+        <w:rPr>
+          <w:rStyle w:val="VerbatimChar"/>
+        </w:rPr>
+        <w:t xml:space="preserve">| Cobertura del inventario | certificados inventariados / detectados (descubrimiento) | ≥ 98 % |</w:t>
+      </w:r>
+      <w:r>
+        <w:br/>
+      </w:r>
+      <w:r>
+        <w:br/>
+      </w:r>
+      <w:r>
+        <w:rPr>
+          <w:rStyle w:val="VerbatimChar"/>
+        </w:rPr>
+        <w:t xml:space="preserve">## 11. REVISIÓN</w:t>
+      </w:r>
+      <w:r>
+        <w:br/>
+      </w:r>
+      <w:r>
+        <w:br/>
+      </w:r>
+      <w:r>
+        <w:rPr>
+          <w:rStyle w:val="VerbatimChar"/>
+        </w:rPr>
+        <w:t xml:space="preserve">Este procedimiento se revisa **anualmente** o cuando:</w:t>
+      </w:r>
+      <w:r>
+        <w:br/>
+      </w:r>
+      <w:r>
+        <w:br/>
+      </w:r>
+      <w:r>
+        <w:rPr>
+          <w:rStyle w:val="VerbatimChar"/>
+        </w:rPr>
+        <w:t xml:space="preserve">- Cambien las recomendaciones de algoritmos en CCN-STIC 807.</w:t>
+      </w:r>
+      <w:r>
+        <w:br/>
+      </w:r>
+      <w:r>
+        <w:rPr>
+          <w:rStyle w:val="VerbatimChar"/>
+        </w:rPr>
+        <w:t xml:space="preserve">- Cambie la lista TSL de prestadores cualificados que se utilizan.</w:t>
+      </w:r>
+      <w:r>
+        <w:br/>
+      </w:r>
+      <w:r>
+        <w:rPr>
+          <w:rStyle w:val="VerbatimChar"/>
+        </w:rPr>
+        <w:t xml:space="preserve">- Se modifique la PKI corporativa.</w:t>
+      </w:r>
+      <w:r>
+        <w:br/>
+      </w:r>
+      <w:r>
+        <w:rPr>
+          <w:rStyle w:val="VerbatimChar"/>
+        </w:rPr>
+        <w:t xml:space="preserve">- Aparezcan vulnerabilidades en algoritmos previamente aprobados.</w:t>
+      </w:r>
+      <w:r>
+        <w:br/>
+      </w:r>
+      <w:r>
+        <w:rPr>
+          <w:rStyle w:val="VerbatimChar"/>
+        </w:rPr>
+        <w:t xml:space="preserve">- Se modifique el régimen eIDAS.</w:t>
+      </w:r>
+      <w:r>
+        <w:br/>
+      </w:r>
+      <w:r>
+        <w:br/>
+      </w:r>
+      <w:r>
+        <w:rPr>
+          <w:rStyle w:val="VerbatimChar"/>
+        </w:rPr>
+        <w:t xml:space="preserve">Responsabilidad: **Responsable de la Seguridad** + **Administrador PKI**, con aprobación del **Comité de Seguridad**.</w:t>
       </w:r>
     </w:p>
     <w:bookmarkEnd w:id="20"/>
-    <w:bookmarkStart w:id="21" w:name="inventario-de-claves"/>
-    <w:p>
-      <w:pPr>
-        <w:pStyle w:val="Heading2"/>
-      </w:pPr>
-      <w:r>
-        <w:t xml:space="preserve">2. INVENTARIO DE CLAVES</w:t>
-      </w:r>
-    </w:p>
-    <w:p>
-      <w:pPr>
-        <w:pStyle w:val="FirstParagraph"/>
-      </w:pPr>
-      <w:r>
-        <w:t xml:space="preserve">Conforme a E-120 §2, el inventario registra: ID clave, tipo, algoritmo, longitud, propósito, sistema, fecha generación, fecha expiración, custodio, estado.</w:t>
-      </w:r>
-    </w:p>
-    <w:p>
-      <w:pPr>
-        <w:pStyle w:val="BodyText"/>
-      </w:pPr>
-      <w:r>
-        <w:t xml:space="preserve">Se revisa</w:t>
-      </w:r>
-      <w:r>
-        <w:t xml:space="preserve"> </w:t>
-      </w:r>
-      <w:r>
-        <w:rPr>
-          <w:bCs/>
-          <w:b/>
-        </w:rPr>
-        <w:t xml:space="preserve">trimestralmente</w:t>
-      </w:r>
-      <w:r>
-        <w:t xml:space="preserve"> </w:t>
-      </w:r>
-      <w:r>
-        <w:t xml:space="preserve">por el Resp. Seguridad.</w:t>
-      </w:r>
-    </w:p>
-    <w:bookmarkEnd w:id="21"/>
-    <w:bookmarkStart w:id="22" w:name="rotación-programada"/>
-    <w:p>
-      <w:pPr>
-        <w:pStyle w:val="Heading2"/>
-      </w:pPr>
-      <w:r>
-        <w:t xml:space="preserve">3. ROTACIÓN PROGRAMADA</w:t>
-      </w:r>
-    </w:p>
-    <w:p>
-      <w:pPr>
-        <w:pStyle w:val="FirstParagraph"/>
-      </w:pPr>
-      <w:r>
-        <w:t xml:space="preserve">Conforme a la tabla de E-120 §5:</w:t>
-      </w:r>
-    </w:p>
-    <w:tbl>
-      <w:tblPr>
-        <w:tblStyle w:val="Table"/>
-        <w:tblW w:type="pct" w:w="5000"/>
-        <w:tblLook w:firstRow="1" w:lastRow="0" w:firstColumn="0" w:lastColumn="0" w:noHBand="0" w:noVBand="0" w:val="0020"/>
-        <w:jc w:val="start"/>
-      </w:tblPr>
-      <w:tblGrid>
-        <w:gridCol w:w="2640"/>
-        <w:gridCol w:w="2640"/>
-        <w:gridCol w:w="2640"/>
-      </w:tblGrid>
-      <w:tr>
-        <w:trPr>
-          <w:tblHeader w:val="true"/>
-        </w:trPr>
-        <w:tc>
-          <w:tcPr/>
-          <w:p>
-            <w:pPr>
-              <w:pStyle w:val="Compact"/>
-              <w:jc w:val="left"/>
-            </w:pPr>
-            <w:r>
-              <w:t xml:space="preserve">Tipo de clave</w:t>
-            </w:r>
-          </w:p>
-        </w:tc>
-        <w:tc>
-          <w:tcPr/>
-          <w:p>
-            <w:pPr>
-              <w:pStyle w:val="Compact"/>
-              <w:jc w:val="left"/>
-            </w:pPr>
-            <w:r>
-              <w:t xml:space="preserve">Plazo</w:t>
-            </w:r>
-          </w:p>
-        </w:tc>
-        <w:tc>
-          <w:tcPr/>
-          <w:p>
-            <w:pPr>
-              <w:pStyle w:val="Compact"/>
-              <w:jc w:val="left"/>
-            </w:pPr>
-            <w:r>
-              <w:t xml:space="preserve">Procedimiento</w:t>
-            </w:r>
-          </w:p>
-        </w:tc>
-      </w:tr>
-      <w:tr>
-        <w:tc>
-          <w:tcPr/>
-          <w:p>
-            <w:pPr>
-              <w:pStyle w:val="Compact"/>
-              <w:jc w:val="left"/>
-            </w:pPr>
-            <w:r>
-              <w:t xml:space="preserve">Claves de sesión TLS</w:t>
-            </w:r>
-          </w:p>
-        </w:tc>
-        <w:tc>
-          <w:tcPr/>
-          <w:p>
-            <w:pPr>
-              <w:pStyle w:val="Compact"/>
-              <w:jc w:val="left"/>
-            </w:pPr>
-            <w:r>
-              <w:t xml:space="preserve">Por sesión</w:t>
-            </w:r>
-          </w:p>
-        </w:tc>
-        <w:tc>
-          <w:tcPr/>
-          <w:p>
-            <w:pPr>
-              <w:pStyle w:val="Compact"/>
-              <w:jc w:val="left"/>
-            </w:pPr>
-            <w:r>
-              <w:t xml:space="preserve">Automático por protocolo</w:t>
-            </w:r>
-          </w:p>
-        </w:tc>
-      </w:tr>
-      <w:tr>
-        <w:tc>
-          <w:tcPr/>
-          <w:p>
-            <w:pPr>
-              <w:pStyle w:val="Compact"/>
-              <w:jc w:val="left"/>
-            </w:pPr>
-            <w:r>
-              <w:t xml:space="preserve">Claves operativas (cifrado reposo)</w:t>
-            </w:r>
-          </w:p>
-        </w:tc>
-        <w:tc>
-          <w:tcPr/>
-          <w:p>
-            <w:pPr>
-              <w:pStyle w:val="Compact"/>
-              <w:jc w:val="left"/>
-            </w:pPr>
-            <w:r>
-              <w:t xml:space="preserve">24 meses</w:t>
-            </w:r>
-          </w:p>
-        </w:tc>
-        <w:tc>
-          <w:tcPr/>
-          <w:p>
-            <w:pPr>
-              <w:pStyle w:val="Compact"/>
-              <w:jc w:val="left"/>
-            </w:pPr>
-            <w:r>
-              <w:t xml:space="preserve">Generar nueva clave → re-cifrar datos → destruir clave anterior (o archivar si los datos cifrados deben ser accesibles)</w:t>
-            </w:r>
-          </w:p>
-        </w:tc>
-      </w:tr>
-      <w:tr>
-        <w:tc>
-          <w:tcPr/>
-          <w:p>
-            <w:pPr>
-              <w:pStyle w:val="Compact"/>
-              <w:jc w:val="left"/>
-            </w:pPr>
-            <w:r>
-              <w:t xml:space="preserve">Claves de servidor TLS</w:t>
-            </w:r>
-          </w:p>
-        </w:tc>
-        <w:tc>
-          <w:tcPr/>
-          <w:p>
-            <w:pPr>
-              <w:pStyle w:val="Compact"/>
-              <w:jc w:val="left"/>
-            </w:pPr>
-            <w:r>
-              <w:t xml:space="preserve">12 meses</w:t>
-            </w:r>
-          </w:p>
-        </w:tc>
-        <w:tc>
-          <w:tcPr/>
-          <w:p>
-            <w:pPr>
-              <w:pStyle w:val="Compact"/>
-              <w:jc w:val="left"/>
-            </w:pPr>
-            <w:r>
-              <w:t xml:space="preserve">Renovar certificado → desplegar → verificar</w:t>
-            </w:r>
-          </w:p>
-        </w:tc>
-      </w:tr>
-      <w:tr>
-        <w:tc>
-          <w:tcPr/>
-          <w:p>
-            <w:pPr>
-              <w:pStyle w:val="Compact"/>
-              <w:jc w:val="left"/>
-            </w:pPr>
-            <w:r>
-              <w:t xml:space="preserve">Certificados de personal</w:t>
-            </w:r>
-          </w:p>
-        </w:tc>
-        <w:tc>
-          <w:tcPr/>
-          <w:p>
-            <w:pPr>
-              <w:pStyle w:val="Compact"/>
-              <w:jc w:val="left"/>
-            </w:pPr>
-            <w:r>
-              <w:t xml:space="preserve">Conforme al periodo del certificado</w:t>
-            </w:r>
-          </w:p>
-        </w:tc>
-        <w:tc>
-          <w:tcPr/>
-          <w:p>
-            <w:pPr>
-              <w:pStyle w:val="Compact"/>
-              <w:jc w:val="left"/>
-            </w:pPr>
-            <w:r>
-              <w:t xml:space="preserve">Renovar con el Prestador de Servicios de Confianza</w:t>
-            </w:r>
-          </w:p>
-        </w:tc>
-      </w:tr>
-      <w:tr>
-        <w:tc>
-          <w:tcPr/>
-          <w:p>
-            <w:pPr>
-              <w:pStyle w:val="Compact"/>
-              <w:jc w:val="left"/>
-            </w:pPr>
-            <w:r>
-              <w:t xml:space="preserve">Claves maestras (KEK)</w:t>
-            </w:r>
-          </w:p>
-        </w:tc>
-        <w:tc>
-          <w:tcPr/>
-          <w:p>
-            <w:pPr>
-              <w:pStyle w:val="Compact"/>
-              <w:jc w:val="left"/>
-            </w:pPr>
-            <w:r>
-              <w:t xml:space="preserve">36 meses</w:t>
-            </w:r>
-          </w:p>
-        </w:tc>
-        <w:tc>
-          <w:tcPr/>
-          <w:p>
-            <w:pPr>
-              <w:pStyle w:val="Compact"/>
-              <w:jc w:val="left"/>
-            </w:pPr>
-            <w:r>
-              <w:t xml:space="preserve">Doble control: generar nueva KEK → re-envolver claves operativas → destruir KEK anterior</w:t>
-            </w:r>
-          </w:p>
-        </w:tc>
-      </w:tr>
-    </w:tbl>
-    <w:bookmarkEnd w:id="22"/>
-    <w:bookmarkStart w:id="23" w:name="respuesta-a-compromiso"/>
-    <w:p>
-      <w:pPr>
-        <w:pStyle w:val="Heading2"/>
-      </w:pPr>
-      <w:r>
-        <w:t xml:space="preserve">4. RESPUESTA A COMPROMISO</w:t>
-      </w:r>
-    </w:p>
-    <w:tbl>
-      <w:tblPr>
-        <w:tblStyle w:val="Table"/>
-        <w:tblW w:type="pct" w:w="5000"/>
-        <w:tblLook w:firstRow="1" w:lastRow="0" w:firstColumn="0" w:lastColumn="0" w:noHBand="0" w:noVBand="0" w:val="0020"/>
-        <w:jc w:val="start"/>
-      </w:tblPr>
-      <w:tblGrid>
-        <w:gridCol w:w="2640"/>
-        <w:gridCol w:w="2640"/>
-        <w:gridCol w:w="2640"/>
-      </w:tblGrid>
-      <w:tr>
-        <w:trPr>
-          <w:tblHeader w:val="true"/>
-        </w:trPr>
-        <w:tc>
-          <w:tcPr/>
-          <w:p>
-            <w:pPr>
-              <w:pStyle w:val="Compact"/>
-              <w:jc w:val="left"/>
-            </w:pPr>
-            <w:r>
-              <w:t xml:space="preserve">Paso</w:t>
-            </w:r>
-          </w:p>
-        </w:tc>
-        <w:tc>
-          <w:tcPr/>
-          <w:p>
-            <w:pPr>
-              <w:pStyle w:val="Compact"/>
-              <w:jc w:val="left"/>
-            </w:pPr>
-            <w:r>
-              <w:t xml:space="preserve">Acción</w:t>
-            </w:r>
-          </w:p>
-        </w:tc>
-        <w:tc>
-          <w:tcPr/>
-          <w:p>
-            <w:pPr>
-              <w:pStyle w:val="Compact"/>
-              <w:jc w:val="left"/>
-            </w:pPr>
-            <w:r>
-              <w:t xml:space="preserve">Plazo</w:t>
-            </w:r>
-          </w:p>
-        </w:tc>
-      </w:tr>
-      <w:tr>
-        <w:tc>
-          <w:tcPr/>
-          <w:p>
-            <w:pPr>
-              <w:pStyle w:val="Compact"/>
-              <w:jc w:val="left"/>
-            </w:pPr>
-            <w:r>
-              <w:t xml:space="preserve">1</w:t>
-            </w:r>
-          </w:p>
-        </w:tc>
-        <w:tc>
-          <w:tcPr/>
-          <w:p>
-            <w:pPr>
-              <w:pStyle w:val="Compact"/>
-              <w:jc w:val="left"/>
-            </w:pPr>
-            <w:r>
-              <w:t xml:space="preserve">Notificar al Resp. Seguridad</w:t>
-            </w:r>
-          </w:p>
-        </w:tc>
-        <w:tc>
-          <w:tcPr/>
-          <w:p>
-            <w:pPr>
-              <w:pStyle w:val="Compact"/>
-              <w:jc w:val="left"/>
-            </w:pPr>
-            <w:r>
-              <w:t xml:space="preserve">Inmediato</w:t>
-            </w:r>
-          </w:p>
-        </w:tc>
-      </w:tr>
-      <w:tr>
-        <w:tc>
-          <w:tcPr/>
-          <w:p>
-            <w:pPr>
-              <w:pStyle w:val="Compact"/>
-              <w:jc w:val="left"/>
-            </w:pPr>
-            <w:r>
-              <w:t xml:space="preserve">2</w:t>
-            </w:r>
-          </w:p>
-        </w:tc>
-        <w:tc>
-          <w:tcPr/>
-          <w:p>
-            <w:pPr>
-              <w:pStyle w:val="Compact"/>
-              <w:jc w:val="left"/>
-            </w:pPr>
-            <w:r>
-              <w:rPr>
-                <w:bCs/>
-                <w:b/>
-              </w:rPr>
-              <w:t xml:space="preserve">Revocar</w:t>
-            </w:r>
-            <w:r>
-              <w:t xml:space="preserve"> </w:t>
-            </w:r>
-            <w:r>
-              <w:t xml:space="preserve">la clave comprometida</w:t>
-            </w:r>
-          </w:p>
-        </w:tc>
-        <w:tc>
-          <w:tcPr/>
-          <w:p>
-            <w:pPr>
-              <w:pStyle w:val="Compact"/>
-              <w:jc w:val="left"/>
-            </w:pPr>
-            <w:r>
-              <w:t xml:space="preserve">&lt; 1 hora</w:t>
-            </w:r>
-          </w:p>
-        </w:tc>
-      </w:tr>
-      <w:tr>
-        <w:tc>
-          <w:tcPr/>
-          <w:p>
-            <w:pPr>
-              <w:pStyle w:val="Compact"/>
-              <w:jc w:val="left"/>
-            </w:pPr>
-            <w:r>
-              <w:t xml:space="preserve">3</w:t>
-            </w:r>
-          </w:p>
-        </w:tc>
-        <w:tc>
-          <w:tcPr/>
-          <w:p>
-            <w:pPr>
-              <w:pStyle w:val="Compact"/>
-              <w:jc w:val="left"/>
-            </w:pPr>
-            <w:r>
-              <w:rPr>
-                <w:bCs/>
-                <w:b/>
-              </w:rPr>
-              <w:t xml:space="preserve">Generar</w:t>
-            </w:r>
-            <w:r>
-              <w:t xml:space="preserve"> </w:t>
-            </w:r>
-            <w:r>
-              <w:t xml:space="preserve">clave de sustitución</w:t>
-            </w:r>
-          </w:p>
-        </w:tc>
-        <w:tc>
-          <w:tcPr/>
-          <w:p>
-            <w:pPr>
-              <w:pStyle w:val="Compact"/>
-              <w:jc w:val="left"/>
-            </w:pPr>
-            <w:r>
-              <w:t xml:space="preserve">&lt; 4 horas</w:t>
-            </w:r>
-          </w:p>
-        </w:tc>
-      </w:tr>
-      <w:tr>
-        <w:tc>
-          <w:tcPr/>
-          <w:p>
-            <w:pPr>
-              <w:pStyle w:val="Compact"/>
-              <w:jc w:val="left"/>
-            </w:pPr>
-            <w:r>
-              <w:t xml:space="preserve">4</w:t>
-            </w:r>
-          </w:p>
-        </w:tc>
-        <w:tc>
-          <w:tcPr/>
-          <w:p>
-            <w:pPr>
-              <w:pStyle w:val="Compact"/>
-              <w:jc w:val="left"/>
-            </w:pPr>
-            <w:r>
-              <w:rPr>
-                <w:bCs/>
-                <w:b/>
-              </w:rPr>
-              <w:t xml:space="preserve">Evaluar</w:t>
-            </w:r>
-            <w:r>
-              <w:t xml:space="preserve"> </w:t>
-            </w:r>
-            <w:r>
-              <w:t xml:space="preserve">la integridad de la información protegida por la clave comprometida</w:t>
-            </w:r>
-          </w:p>
-        </w:tc>
-        <w:tc>
-          <w:tcPr/>
-          <w:p>
-            <w:pPr>
-              <w:pStyle w:val="Compact"/>
-              <w:jc w:val="left"/>
-            </w:pPr>
-            <w:r>
-              <w:t xml:space="preserve">24 horas</w:t>
-            </w:r>
-          </w:p>
-        </w:tc>
-      </w:tr>
-      <w:tr>
-        <w:tc>
-          <w:tcPr/>
-          <w:p>
-            <w:pPr>
-              <w:pStyle w:val="Compact"/>
-              <w:jc w:val="left"/>
-            </w:pPr>
-            <w:r>
-              <w:t xml:space="preserve">5</w:t>
-            </w:r>
-          </w:p>
-        </w:tc>
-        <w:tc>
-          <w:tcPr/>
-          <w:p>
-            <w:pPr>
-              <w:pStyle w:val="Compact"/>
-              <w:jc w:val="left"/>
-            </w:pPr>
-            <w:r>
-              <w:t xml:space="preserve">Gestionar como incidente conforme a E-204</w:t>
-            </w:r>
-          </w:p>
-        </w:tc>
-        <w:tc>
-          <w:tcPr/>
-          <w:p>
-            <w:pPr>
-              <w:pStyle w:val="Compact"/>
-              <w:jc w:val="left"/>
-            </w:pPr>
-            <w:r>
-              <w:t xml:space="preserve">Según E-204</w:t>
-            </w:r>
-          </w:p>
-        </w:tc>
-      </w:tr>
-      <w:tr>
-        <w:tc>
-          <w:tcPr/>
-          <w:p>
-            <w:pPr>
-              <w:pStyle w:val="Compact"/>
-              <w:jc w:val="left"/>
-            </w:pPr>
-            <w:r>
-              <w:t xml:space="preserve">6</w:t>
-            </w:r>
-          </w:p>
-        </w:tc>
-        <w:tc>
-          <w:tcPr/>
-          <w:p>
-            <w:pPr>
-              <w:pStyle w:val="Compact"/>
-              <w:jc w:val="left"/>
-            </w:pPr>
-            <w:r>
-              <w:t xml:space="preserve">Si la clave comprometida protegía datos personales → evaluar si es brecha RGPD (E-212)</w:t>
-            </w:r>
-          </w:p>
-        </w:tc>
-        <w:tc>
-          <w:tcPr/>
-          <w:p>
-            <w:pPr>
-              <w:pStyle w:val="Compact"/>
-              <w:jc w:val="left"/>
-            </w:pPr>
-            <w:r>
-              <w:t xml:space="preserve">Según E-212</w:t>
-            </w:r>
-          </w:p>
-        </w:tc>
-      </w:tr>
-      <w:tr>
-        <w:tc>
-          <w:tcPr/>
-          <w:p>
-            <w:pPr>
-              <w:pStyle w:val="Compact"/>
-              <w:jc w:val="left"/>
-            </w:pPr>
-            <w:r>
-              <w:t xml:space="preserve">7</w:t>
-            </w:r>
-          </w:p>
-        </w:tc>
-        <w:tc>
-          <w:tcPr/>
-          <w:p>
-            <w:pPr>
-              <w:pStyle w:val="Compact"/>
-              <w:jc w:val="left"/>
-            </w:pPr>
-            <w:r>
-              <w:t xml:space="preserve">Documentar en el inventario: fecha revocación, motivo, clave sustituta</w:t>
-            </w:r>
-          </w:p>
-        </w:tc>
-        <w:tc>
-          <w:tcPr/>
-          <w:p>
-            <w:pPr>
-              <w:pStyle w:val="Compact"/>
-              <w:jc w:val="left"/>
-            </w:pPr>
-            <w:r>
-              <w:t xml:space="preserve">Resp. Seguridad</w:t>
-            </w:r>
-          </w:p>
-        </w:tc>
-      </w:tr>
-    </w:tbl>
-    <w:bookmarkEnd w:id="23"/>
-    <w:bookmarkStart w:id="24" w:name="indicadores"/>
-    <w:p>
-      <w:pPr>
-        <w:pStyle w:val="Heading2"/>
-      </w:pPr>
-      <w:r>
-        <w:t xml:space="preserve">5. INDICADORES</w:t>
-      </w:r>
-    </w:p>
-    <w:tbl>
-      <w:tblPr>
-        <w:tblStyle w:val="Table"/>
-        <w:tblW w:type="auto" w:w="0"/>
-        <w:tblLook w:firstRow="1" w:lastRow="0" w:firstColumn="0" w:lastColumn="0" w:noHBand="0" w:noVBand="0" w:val="0020"/>
-        <w:jc w:val="start"/>
-      </w:tblPr>
-      <w:tblGrid>
-        <w:gridCol w:w="3960"/>
-        <w:gridCol w:w="3960"/>
-      </w:tblGrid>
-      <w:tr>
-        <w:trPr>
-          <w:tblHeader w:val="true"/>
-        </w:trPr>
-        <w:tc>
-          <w:tcPr/>
-          <w:p>
-            <w:pPr>
-              <w:pStyle w:val="Compact"/>
-              <w:jc w:val="left"/>
-            </w:pPr>
-            <w:r>
-              <w:t xml:space="preserve">Indicador</w:t>
-            </w:r>
-          </w:p>
-        </w:tc>
-        <w:tc>
-          <w:tcPr/>
-          <w:p>
-            <w:pPr>
-              <w:pStyle w:val="Compact"/>
-              <w:jc w:val="left"/>
-            </w:pPr>
-            <w:r>
-              <w:t xml:space="preserve">Objetivo</w:t>
-            </w:r>
-          </w:p>
-        </w:tc>
-      </w:tr>
-      <w:tr>
-        <w:tc>
-          <w:tcPr/>
-          <w:p>
-            <w:pPr>
-              <w:pStyle w:val="Compact"/>
-              <w:jc w:val="left"/>
-            </w:pPr>
-            <w:r>
-              <w:t xml:space="preserve">Claves rotadas en plazo</w:t>
-            </w:r>
-          </w:p>
-        </w:tc>
-        <w:tc>
-          <w:tcPr/>
-          <w:p>
-            <w:pPr>
-              <w:pStyle w:val="Compact"/>
-              <w:jc w:val="left"/>
-            </w:pPr>
-            <w:r>
-              <w:t xml:space="preserve">100%</w:t>
-            </w:r>
-          </w:p>
-        </w:tc>
-      </w:tr>
-      <w:tr>
-        <w:tc>
-          <w:tcPr/>
-          <w:p>
-            <w:pPr>
-              <w:pStyle w:val="Compact"/>
-              <w:jc w:val="left"/>
-            </w:pPr>
-            <w:r>
-              <w:t xml:space="preserve">Claves expiradas sin rotación</w:t>
-            </w:r>
-          </w:p>
-        </w:tc>
-        <w:tc>
-          <w:tcPr/>
-          <w:p>
-            <w:pPr>
-              <w:pStyle w:val="Compact"/>
-              <w:jc w:val="left"/>
-            </w:pPr>
-            <w:r>
-              <w:t xml:space="preserve">0</w:t>
-            </w:r>
-          </w:p>
-        </w:tc>
-      </w:tr>
-      <w:tr>
-        <w:tc>
-          <w:tcPr/>
-          <w:p>
-            <w:pPr>
-              <w:pStyle w:val="Compact"/>
-              <w:jc w:val="left"/>
-            </w:pPr>
-            <w:r>
-              <w:t xml:space="preserve">Compromisos de clave gestionados en &lt; 4h</w:t>
-            </w:r>
-          </w:p>
-        </w:tc>
-        <w:tc>
-          <w:tcPr/>
-          <w:p>
-            <w:pPr>
-              <w:pStyle w:val="Compact"/>
-              <w:jc w:val="left"/>
-            </w:pPr>
-            <w:r>
-              <w:t xml:space="preserve">100%</w:t>
-            </w:r>
-          </w:p>
-        </w:tc>
-      </w:tr>
-    </w:tbl>
-    <w:p>
-      <w:r>
-        <w:pict>
-          <v:rect style="width:0;height:1.5pt" o:hralign="center" o:hrstd="t" o:hr="t"/>
-        </w:pict>
-      </w:r>
-    </w:p>
-    <w:bookmarkEnd w:id="24"/>
-    <w:bookmarkEnd w:id="25"/>
     <w:sectPr>
       <w:headerReference w:type="default" r:id="rId9"/>
       <w:footerReference w:type="default" r:id="rId10"/>

--- a/var/templates_docx/E-232.docx
+++ b/var/templates_docx/E-232.docx
@@ -1454,6 +1454,276 @@
       </w:r>
     </w:p>
     <w:bookmarkEnd w:id="20"/>
+    <w:p/>
+    <w:p>
+      <w:r>
+        <w:rPr>
+          <w:b/>
+          <w:color w:val="0B1F3A"/>
+          <w:sz w:val="24"/>
+        </w:rPr>
+        <w:t>APROBACIONES Y FIRMAS</w:t>
+      </w:r>
+    </w:p>
+    <w:p>
+      <w:r>
+        <w:rPr>
+          <w:b w:val="0"/>
+          <w:color w:val="0B1F3A"/>
+          <w:sz w:val="20"/>
+        </w:rPr>
+        <w:t>El presente documento se aprueba mediante las firmas de los intervinientes que se relacionan a continuación. Cuando la firma se realiza digitalmente a través del portal del proyecto, el hash SHA-256 y el código QR de verificación se consignan bajo el nombre del firmante.</w:t>
+      </w:r>
+    </w:p>
+    <w:tbl>
+      <w:tblPr>
+        <w:tblW w:type="auto" w:w="0"/>
+        <w:jc w:val="center"/>
+        <w:tblLook w:firstColumn="1" w:firstRow="1" w:lastColumn="0" w:lastRow="0" w:noHBand="0" w:noVBand="1" w:val="04A0"/>
+      </w:tblPr>
+      <w:tblGrid>
+        <w:gridCol w:w="4680"/>
+        <w:gridCol w:w="4680"/>
+      </w:tblGrid>
+      <w:tr>
+        <w:tc>
+          <w:tcPr>
+            <w:tcW w:type="dxa" w:w="4680"/>
+          </w:tcPr>
+          <w:p>
+            <w:pPr>
+              <w:jc w:val="center"/>
+            </w:pPr>
+            <w:r>
+              <w:rPr>
+                <w:b/>
+                <w:color w:val="0B1F3A"/>
+                <w:sz w:val="20"/>
+              </w:rPr>
+              <w:t>ELABORADO POR</w:t>
+            </w:r>
+          </w:p>
+        </w:tc>
+        <w:tc>
+          <w:tcPr>
+            <w:tcW w:type="dxa" w:w="4680"/>
+          </w:tcPr>
+          <w:p>
+            <w:pPr>
+              <w:jc w:val="center"/>
+            </w:pPr>
+            <w:r>
+              <w:rPr>
+                <w:b/>
+                <w:color w:val="0B1F3A"/>
+                <w:sz w:val="20"/>
+              </w:rPr>
+              <w:t>APROBADO POR</w:t>
+            </w:r>
+          </w:p>
+        </w:tc>
+      </w:tr>
+      <w:tr>
+        <w:tc>
+          <w:tcPr>
+            <w:tcW w:type="dxa" w:w="4680"/>
+          </w:tcPr>
+          <w:p>
+            <w:r>
+              <w:rPr>
+                <w:b/>
+                <w:color w:val="6B7280"/>
+                <w:sz w:val="18"/>
+              </w:rPr>
+              <w:t xml:space="preserve">Nombre: </w:t>
+            </w:r>
+            <w:r>
+              <w:rPr>
+                <w:b w:val="0"/>
+                <w:color w:val="0B1F3A"/>
+                <w:sz w:val="20"/>
+              </w:rPr>
+              <w:t>{{ firmas.elaborado.nombre }}</w:t>
+            </w:r>
+          </w:p>
+        </w:tc>
+        <w:tc>
+          <w:tcPr>
+            <w:tcW w:type="dxa" w:w="4680"/>
+          </w:tcPr>
+          <w:p>
+            <w:r>
+              <w:rPr>
+                <w:b/>
+                <w:color w:val="6B7280"/>
+                <w:sz w:val="18"/>
+              </w:rPr>
+              <w:t xml:space="preserve">Nombre: </w:t>
+            </w:r>
+            <w:r>
+              <w:rPr>
+                <w:b w:val="0"/>
+                <w:color w:val="0B1F3A"/>
+                <w:sz w:val="20"/>
+              </w:rPr>
+              <w:t>{{ firmas.revisado.nombre }}</w:t>
+            </w:r>
+          </w:p>
+        </w:tc>
+      </w:tr>
+      <w:tr>
+        <w:tc>
+          <w:tcPr>
+            <w:tcW w:type="dxa" w:w="4680"/>
+          </w:tcPr>
+          <w:p>
+            <w:r>
+              <w:rPr>
+                <w:b/>
+                <w:color w:val="6B7280"/>
+                <w:sz w:val="18"/>
+              </w:rPr>
+              <w:t xml:space="preserve">Cargo: </w:t>
+            </w:r>
+            <w:r>
+              <w:rPr>
+                <w:b w:val="0"/>
+                <w:color w:val="0B1F3A"/>
+                <w:sz w:val="20"/>
+              </w:rPr>
+              <w:t>{{ firmas.elaborado.cargo }}</w:t>
+            </w:r>
+          </w:p>
+        </w:tc>
+        <w:tc>
+          <w:tcPr>
+            <w:tcW w:type="dxa" w:w="4680"/>
+          </w:tcPr>
+          <w:p>
+            <w:r>
+              <w:rPr>
+                <w:b/>
+                <w:color w:val="6B7280"/>
+                <w:sz w:val="18"/>
+              </w:rPr>
+              <w:t xml:space="preserve">Cargo: </w:t>
+            </w:r>
+            <w:r>
+              <w:rPr>
+                <w:b w:val="0"/>
+                <w:color w:val="0B1F3A"/>
+                <w:sz w:val="20"/>
+              </w:rPr>
+              <w:t>{{ firmas.revisado.cargo }}</w:t>
+            </w:r>
+          </w:p>
+        </w:tc>
+      </w:tr>
+      <w:tr>
+        <w:tc>
+          <w:tcPr>
+            <w:tcW w:type="dxa" w:w="4680"/>
+          </w:tcPr>
+          <w:p>
+            <w:r>
+              <w:rPr>
+                <w:b/>
+                <w:color w:val="6B7280"/>
+                <w:sz w:val="18"/>
+              </w:rPr>
+              <w:t xml:space="preserve">Fecha: </w:t>
+            </w:r>
+            <w:r>
+              <w:rPr>
+                <w:b w:val="0"/>
+                <w:color w:val="0B1F3A"/>
+                <w:sz w:val="20"/>
+              </w:rPr>
+              <w:t>{{ firmas.elaborado.fecha }}</w:t>
+            </w:r>
+          </w:p>
+        </w:tc>
+        <w:tc>
+          <w:tcPr>
+            <w:tcW w:type="dxa" w:w="4680"/>
+          </w:tcPr>
+          <w:p>
+            <w:r>
+              <w:rPr>
+                <w:b/>
+                <w:color w:val="6B7280"/>
+                <w:sz w:val="18"/>
+              </w:rPr>
+              <w:t xml:space="preserve">Fecha: </w:t>
+            </w:r>
+            <w:r>
+              <w:rPr>
+                <w:b w:val="0"/>
+                <w:color w:val="0B1F3A"/>
+                <w:sz w:val="20"/>
+              </w:rPr>
+              <w:t>{{ firmas.revisado.fecha }}</w:t>
+            </w:r>
+          </w:p>
+        </w:tc>
+      </w:tr>
+      <w:tr>
+        <w:tc>
+          <w:tcPr>
+            <w:tcW w:type="dxa" w:w="4680"/>
+          </w:tcPr>
+          <w:p>
+            <w:r>
+              <w:rPr>
+                <w:b/>
+                <w:color w:val="6B7280"/>
+                <w:sz w:val="18"/>
+              </w:rPr>
+              <w:t xml:space="preserve">Firma: </w:t>
+            </w:r>
+            <w:r>
+              <w:rPr>
+                <w:b w:val="0"/>
+                <w:color w:val="0B1F3A"/>
+                <w:sz w:val="20"/>
+              </w:rPr>
+              <w:t>{{ firmas.elaborado.firma_marca }}</w:t>
+            </w:r>
+          </w:p>
+        </w:tc>
+        <w:tc>
+          <w:tcPr>
+            <w:tcW w:type="dxa" w:w="4680"/>
+          </w:tcPr>
+          <w:p>
+            <w:r>
+              <w:rPr>
+                <w:b/>
+                <w:color w:val="6B7280"/>
+                <w:sz w:val="18"/>
+              </w:rPr>
+              <w:t xml:space="preserve">Firma: </w:t>
+            </w:r>
+            <w:r>
+              <w:rPr>
+                <w:b w:val="0"/>
+                <w:color w:val="0B1F3A"/>
+                <w:sz w:val="20"/>
+              </w:rPr>
+              <w:t>{{ firmas.revisado.firma_marca }}</w:t>
+            </w:r>
+          </w:p>
+        </w:tc>
+      </w:tr>
+    </w:tbl>
+    <w:p>
+      <w:r>
+        <w:rPr>
+          <w:sz w:val="2"/>
+        </w:rPr>
+        <w:t>&lt;!--FX_SIG_V2--&gt;</w:t>
+      </w:r>
+    </w:p>
     <w:sectPr>
       <w:headerReference w:type="default" r:id="rId9"/>
       <w:footerReference w:type="default" r:id="rId10"/>
@@ -1641,7 +1911,7 @@
               <w:color w:val="6B7280"/>
               <w:sz w:val="18"/>
             </w:rPr>
-            <w:t>E-232 · Documento E-232</w:t>
+            <w:t>E-232 · PROCEDIMIENTO DE GESTIÓN DE CERTIFICADOS DIGITALES</w:t>
             <w:br/>
             <w:t>versión {{ proyecto.version_actual }}</w:t>
           </w:r>
